--- a/docs/Etham-Station-Setup.docx
+++ b/docs/Etham-Station-Setup.docx
@@ -134,32 +134,6 @@
         <w:t xml:space="preserve">2026</w:t>
       </w:r>
     </w:p>
-    <w:sdt>
-      <w:sdtPr>
-        <w:docPartObj>
-          <w:docPartGallery w:val="Table of Contents"/>
-          <w:docPartUnique/>
-        </w:docPartObj>
-      </w:sdtPr>
-      <w:sdtContent>
-        <w:p>
-          <w:pPr>
-            <w:pStyle w:val="TOCHeading"/>
-          </w:pPr>
-          <w:r>
-            <w:t xml:space="preserve">Table of Contents</w:t>
-          </w:r>
-        </w:p>
-        <w:p>
-          <w:r>
-            <w:fldChar w:fldCharType="begin" w:dirty="true"/>
-            <w:instrText xml:space="preserve">TOC \o "1-1" \h \z \u</w:instrText>
-            <w:fldChar w:fldCharType="separate"/>
-            <w:fldChar w:fldCharType="end"/>
-          </w:r>
-        </w:p>
-      </w:sdtContent>
-    </w:sdt>
     <w:bookmarkStart w:id="20" w:name="what-this-achieves"/>
     <w:p>
       <w:pPr>
@@ -1257,8 +1231,9 @@
     <w:tbl>
       <w:tblPr>
         <w:tblStyle w:val="Table"/>
-        <w:tblW w:type="auto" w:w="0"/>
+        <w:tblW w:type="pct" w:w="5000"/>
         <w:jc w:val="left"/>
+        <w:tblLayout w:type="fixed"/>
         <w:tblLook w:firstRow="1" w:lastRow="0" w:firstColumn="0" w:lastColumn="0" w:noHBand="0" w:noVBand="0" w:val="0020"/>
       </w:tblPr>
       <w:tblGrid>
@@ -1308,15 +1283,145 @@
               </w:rPr>
               <w:t xml:space="preserve">Restaurant User</w:t>
             </w:r>
-            <w:r>
-              <w:t xml:space="preserve"> </w:t>
-            </w:r>
-            <w:r>
-              <w:t xml:space="preserve">+</w:t>
-            </w:r>
-            <w:r>
-              <w:t xml:space="preserve"> </w:t>
-            </w:r>
+          </w:p>
+        </w:tc>
+        <w:tc>
+          <w:tcPr/>
+          <w:p>
+            <w:pPr>
+              <w:pStyle w:val="Compact"/>
+              <w:jc w:val="left"/>
+            </w:pPr>
+            <w:r>
+              <w:t xml:space="preserve">see and work the floor — seat, order, send to kitchen</w:t>
+            </w:r>
+          </w:p>
+        </w:tc>
+      </w:tr>
+      <w:tr>
+        <w:tc>
+          <w:tcPr/>
+          <w:p>
+            <w:pPr>
+              <w:pStyle w:val="Compact"/>
+              <w:jc w:val="left"/>
+            </w:pPr>
+            <w:r>
+              <w:rPr>
+                <w:rStyle w:val="VerbatimChar"/>
+              </w:rPr>
+              <w:t xml:space="preserve">Waiter Station</w:t>
+            </w:r>
+          </w:p>
+        </w:tc>
+        <w:tc>
+          <w:tcPr/>
+          <w:p>
+            <w:pPr>
+              <w:pStyle w:val="Compact"/>
+              <w:jc w:val="left"/>
+            </w:pPr>
+            <w:r>
+              <w:t xml:space="preserve">hide the Kitchen/Bar boards</w:t>
+            </w:r>
+          </w:p>
+        </w:tc>
+      </w:tr>
+      <w:tr>
+        <w:tc>
+          <w:tcPr/>
+          <w:p>
+            <w:pPr>
+              <w:pStyle w:val="Compact"/>
+              <w:jc w:val="left"/>
+            </w:pPr>
+            <w:r>
+              <w:rPr>
+                <w:rStyle w:val="VerbatimChar"/>
+              </w:rPr>
+              <w:t xml:space="preserve">Kitchen Station</w:t>
+            </w:r>
+          </w:p>
+        </w:tc>
+        <w:tc>
+          <w:tcPr/>
+          <w:p>
+            <w:pPr>
+              <w:pStyle w:val="Compact"/>
+              <w:jc w:val="left"/>
+            </w:pPr>
+            <w:r>
+              <w:t xml:space="preserve">hide the tables and the front-of-house buttons</w:t>
+            </w:r>
+          </w:p>
+        </w:tc>
+      </w:tr>
+      <w:tr>
+        <w:tc>
+          <w:tcPr/>
+          <w:p>
+            <w:pPr>
+              <w:pStyle w:val="Compact"/>
+              <w:jc w:val="left"/>
+            </w:pPr>
+            <w:r>
+              <w:rPr>
+                <w:rStyle w:val="VerbatimChar"/>
+              </w:rPr>
+              <w:t xml:space="preserve">Accounts User</w:t>
+            </w:r>
+          </w:p>
+        </w:tc>
+        <w:tc>
+          <w:tcPr/>
+          <w:p>
+            <w:pPr>
+              <w:pStyle w:val="Compact"/>
+              <w:jc w:val="left"/>
+            </w:pPr>
+            <w:r>
+              <w:t xml:space="preserve">take payments</w:t>
+            </w:r>
+          </w:p>
+        </w:tc>
+      </w:tr>
+      <w:tr>
+        <w:tc>
+          <w:tcPr/>
+          <w:p>
+            <w:pPr>
+              <w:pStyle w:val="Compact"/>
+              <w:jc w:val="left"/>
+            </w:pPr>
+            <w:r>
+              <w:rPr>
+                <w:rStyle w:val="VerbatimChar"/>
+              </w:rPr>
+              <w:t xml:space="preserve">Sales Manager</w:t>
+            </w:r>
+          </w:p>
+        </w:tc>
+        <w:tc>
+          <w:tcPr/>
+          <w:p>
+            <w:pPr>
+              <w:pStyle w:val="Compact"/>
+              <w:jc w:val="left"/>
+            </w:pPr>
+            <w:r>
+              <w:t xml:space="preserve">open and close the day, release tables</w:t>
+            </w:r>
+          </w:p>
+        </w:tc>
+      </w:tr>
+      <w:tr>
+        <w:tc>
+          <w:tcPr/>
+          <w:p>
+            <w:pPr>
+              <w:pStyle w:val="Compact"/>
+              <w:jc w:val="left"/>
+            </w:pPr>
             <w:r>
               <w:rPr>
                 <w:rStyle w:val="VerbatimChar"/>
@@ -1333,123 +1438,17 @@
               <w:jc w:val="left"/>
             </w:pPr>
             <w:r>
-              <w:t xml:space="preserve">see and work the floor</w:t>
-            </w:r>
-          </w:p>
-        </w:tc>
-      </w:tr>
-      <w:tr>
-        <w:tc>
-          <w:tcPr/>
-          <w:p>
-            <w:pPr>
-              <w:pStyle w:val="Compact"/>
-              <w:jc w:val="left"/>
-            </w:pPr>
-            <w:r>
               <w:rPr>
-                <w:rStyle w:val="VerbatimChar"/>
+                <w:b/>
+                <w:bCs/>
               </w:rPr>
-              <w:t xml:space="preserve">Waiter Station</w:t>
-            </w:r>
-          </w:p>
-        </w:tc>
-        <w:tc>
-          <w:tcPr/>
-          <w:p>
-            <w:pPr>
-              <w:pStyle w:val="Compact"/>
-              <w:jc w:val="left"/>
-            </w:pPr>
-            <w:r>
-              <w:t xml:space="preserve">hide the Kitchen/Bar boards</w:t>
-            </w:r>
-          </w:p>
-        </w:tc>
-      </w:tr>
-      <w:tr>
-        <w:tc>
-          <w:tcPr/>
-          <w:p>
-            <w:pPr>
-              <w:pStyle w:val="Compact"/>
-              <w:jc w:val="left"/>
-            </w:pPr>
-            <w:r>
-              <w:rPr>
-                <w:rStyle w:val="VerbatimChar"/>
-              </w:rPr>
-              <w:t xml:space="preserve">Kitchen Station</w:t>
-            </w:r>
-          </w:p>
-        </w:tc>
-        <w:tc>
-          <w:tcPr/>
-          <w:p>
-            <w:pPr>
-              <w:pStyle w:val="Compact"/>
-              <w:jc w:val="left"/>
-            </w:pPr>
-            <w:r>
-              <w:t xml:space="preserve">hide the tables and the front-of-house buttons</w:t>
-            </w:r>
-          </w:p>
-        </w:tc>
-      </w:tr>
-      <w:tr>
-        <w:tc>
-          <w:tcPr/>
-          <w:p>
-            <w:pPr>
-              <w:pStyle w:val="Compact"/>
-              <w:jc w:val="left"/>
-            </w:pPr>
-            <w:r>
-              <w:rPr>
-                <w:rStyle w:val="VerbatimChar"/>
-              </w:rPr>
-              <w:t xml:space="preserve">Accounts User</w:t>
-            </w:r>
-          </w:p>
-        </w:tc>
-        <w:tc>
-          <w:tcPr/>
-          <w:p>
-            <w:pPr>
-              <w:pStyle w:val="Compact"/>
-              <w:jc w:val="left"/>
-            </w:pPr>
-            <w:r>
-              <w:t xml:space="preserve">take payments</w:t>
-            </w:r>
-          </w:p>
-        </w:tc>
-      </w:tr>
-      <w:tr>
-        <w:tc>
-          <w:tcPr/>
-          <w:p>
-            <w:pPr>
-              <w:pStyle w:val="Compact"/>
-              <w:jc w:val="left"/>
-            </w:pPr>
-            <w:r>
-              <w:rPr>
-                <w:rStyle w:val="VerbatimChar"/>
-              </w:rPr>
-              <w:t xml:space="preserve">Sales Manager</w:t>
-            </w:r>
-          </w:p>
-        </w:tc>
-        <w:tc>
-          <w:tcPr/>
-          <w:p>
-            <w:pPr>
-              <w:pStyle w:val="Compact"/>
-              <w:jc w:val="left"/>
-            </w:pPr>
-            <w:r>
-              <w:t xml:space="preserve">open and close the day, release tables</w:t>
+              <w:t xml:space="preserve">edit the floor plan</w:t>
+            </w:r>
+            <w:r>
+              <w:t xml:space="preserve"> </w:t>
+            </w:r>
+            <w:r>
+              <w:t xml:space="preserve">— add, rename and delete tables</w:t>
             </w:r>
           </w:p>
         </w:tc>
@@ -1460,7 +1459,7 @@
         <w:pStyle w:val="BodyText"/>
       </w:pPr>
       <w:r>
-        <w:t xml:space="preserve">Give a waiter tablet the first two plus</w:t>
+        <w:t xml:space="preserve">Give a waiter tablet</w:t>
       </w:r>
       <w:r>
         <w:t xml:space="preserve"> </w:t>
@@ -1469,6 +1468,21 @@
         <w:rPr>
           <w:rStyle w:val="VerbatimChar"/>
         </w:rPr>
+        <w:t xml:space="preserve">Restaurant User</w:t>
+      </w:r>
+      <w:r>
+        <w:t xml:space="preserve"> </w:t>
+      </w:r>
+      <w:r>
+        <w:t xml:space="preserve">+</w:t>
+      </w:r>
+      <w:r>
+        <w:t xml:space="preserve"> </w:t>
+      </w:r>
+      <w:r>
+        <w:rPr>
+          <w:rStyle w:val="VerbatimChar"/>
+        </w:rPr>
         <w:t xml:space="preserve">Waiter Station</w:t>
       </w:r>
       <w:r>
@@ -1478,30 +1492,87 @@
         <w:t xml:space="preserve"> </w:t>
       </w:r>
       <w:r>
-        <w:t xml:space="preserve">the first two plus</w:t>
-      </w:r>
-      <w:r>
-        <w:t xml:space="preserve"> </w:t>
-      </w:r>
-      <w:r>
         <w:rPr>
           <w:rStyle w:val="VerbatimChar"/>
         </w:rPr>
+        <w:t xml:space="preserve">Restaurant User</w:t>
+      </w:r>
+      <w:r>
+        <w:t xml:space="preserve"> </w:t>
+      </w:r>
+      <w:r>
+        <w:t xml:space="preserve">+</w:t>
+      </w:r>
+      <w:r>
+        <w:t xml:space="preserve"> </w:t>
+      </w:r>
+      <w:r>
+        <w:rPr>
+          <w:rStyle w:val="VerbatimChar"/>
+        </w:rPr>
         <w:t xml:space="preserve">Kitchen Station</w:t>
       </w:r>
       <w:r>
-        <w:t xml:space="preserve">. Give a till everything except the station</w:t>
-      </w:r>
-      <w:r>
-        <w:t xml:space="preserve"> </w:t>
-      </w:r>
-      <w:r>
-        <w:t xml:space="preserve">roles.</w:t>
-      </w:r>
-    </w:p>
-    <w:p>
-      <w:pPr>
-        <w:pStyle w:val="BodyText"/>
+        <w:t xml:space="preserve">. Give a till those two payment roles plus</w:t>
+      </w:r>
+      <w:r>
+        <w:t xml:space="preserve"> </w:t>
+      </w:r>
+      <w:r>
+        <w:rPr>
+          <w:rStyle w:val="VerbatimChar"/>
+        </w:rPr>
+        <w:t xml:space="preserve">Restaurant Manager</w:t>
+      </w:r>
+      <w:r>
+        <w:t xml:space="preserve">, and no station role.</w:t>
+      </w:r>
+    </w:p>
+    <w:p>
+      <w:pPr>
+        <w:pStyle w:val="BlockText"/>
+      </w:pPr>
+      <w:r>
+        <w:t xml:space="preserve">Do</w:t>
+      </w:r>
+      <w:r>
+        <w:t xml:space="preserve"> </w:t>
+      </w:r>
+      <w:r>
+        <w:rPr>
+          <w:b/>
+          <w:bCs/>
+        </w:rPr>
+        <w:t xml:space="preserve">not</w:t>
+      </w:r>
+      <w:r>
+        <w:t xml:space="preserve"> </w:t>
+      </w:r>
+      <w:r>
+        <w:t xml:space="preserve">give a waiter tablet or kitchen screen</w:t>
+      </w:r>
+      <w:r>
+        <w:t xml:space="preserve"> </w:t>
+      </w:r>
+      <w:r>
+        <w:rPr>
+          <w:rStyle w:val="VerbatimChar"/>
+        </w:rPr>
+        <w:t xml:space="preserve">Restaurant Manager</w:t>
+      </w:r>
+      <w:r>
+        <w:t xml:space="preserve">: that</w:t>
+      </w:r>
+      <w:r>
+        <w:t xml:space="preserve"> </w:t>
+      </w:r>
+      <w:r>
+        <w:t xml:space="preserve">is the role that lets a screen add and delete tables.</w:t>
+      </w:r>
+    </w:p>
+    <w:p>
+      <w:pPr>
+        <w:pStyle w:val="FirstParagraph"/>
       </w:pPr>
       <w:r>
         <w:rPr>
@@ -2305,6 +2376,60 @@
             </w:r>
             <w:r>
               <w:t xml:space="preserve">role — add it (section 4).</w:t>
+            </w:r>
+          </w:p>
+        </w:tc>
+      </w:tr>
+      <w:tr>
+        <w:tc>
+          <w:tcPr/>
+          <w:p>
+            <w:pPr>
+              <w:pStyle w:val="Compact"/>
+              <w:jc w:val="left"/>
+            </w:pPr>
+            <w:r>
+              <w:t xml:space="preserve">A station shows an empty floor — no rooms at all</w:t>
+            </w:r>
+          </w:p>
+        </w:tc>
+        <w:tc>
+          <w:tcPr/>
+          <w:p>
+            <w:pPr>
+              <w:pStyle w:val="Compact"/>
+              <w:jc w:val="left"/>
+            </w:pPr>
+            <w:r>
+              <w:t xml:space="preserve">It is missing</w:t>
+            </w:r>
+            <w:r>
+              <w:t xml:space="preserve"> </w:t>
+            </w:r>
+            <w:r>
+              <w:rPr>
+                <w:rStyle w:val="VerbatimChar"/>
+              </w:rPr>
+              <w:t xml:space="preserve">Restaurant User</w:t>
+            </w:r>
+            <w:r>
+              <w:t xml:space="preserve">, or the site has rows under</w:t>
+            </w:r>
+            <w:r>
+              <w:t xml:space="preserve"> </w:t>
+            </w:r>
+            <w:r>
+              <w:rPr>
+                <w:b/>
+                <w:bCs/>
+              </w:rPr>
+              <w:t xml:space="preserve">Restaurant Permissions</w:t>
+            </w:r>
+            <w:r>
+              <w:t xml:space="preserve"> </w:t>
+            </w:r>
+            <w:r>
+              <w:t xml:space="preserve">that do not list this user. Clear those rows (unused by design) or add the user to them.</w:t>
             </w:r>
           </w:p>
         </w:tc>
@@ -2842,7 +2967,7 @@
         <w:rFonts w:asciiTheme="minorHAnsi" w:cstheme="minorBidi" w:eastAsiaTheme="minorHAnsi" w:hAnsiTheme="minorHAnsi"/>
         <w:sz w:val="24"/>
         <w:szCs w:val="24"/>
-        <w:lang w:bidi="ar-SA" w:eastAsia="en-US" w:val="en"/>
+        <w:lang w:bidi="ar-SA" w:eastAsia="en-US" w:val="en-US"/>
       </w:rPr>
     </w:rPrDefault>
     <w:pPrDefault>

--- a/docs/Etham-Station-Setup.docx
+++ b/docs/Etham-Station-Setup.docx
@@ -1127,7 +1127,169 @@
       </w:r>
     </w:p>
     <w:bookmarkEnd w:id="24"/>
-    <w:bookmarkStart w:id="25" w:name="add-another-device-or-change-a-password"/>
+    <w:bookmarkStart w:id="25" w:name="b.-silent-receipt-printing-on-the-till"/>
+    <w:p>
+      <w:pPr>
+        <w:pStyle w:val="Heading1"/>
+      </w:pPr>
+      <w:r>
+        <w:t xml:space="preserve">3b. Silent receipt printing on the till</w:t>
+      </w:r>
+    </w:p>
+    <w:p>
+      <w:pPr>
+        <w:pStyle w:val="FirstParagraph"/>
+      </w:pPr>
+      <w:r>
+        <w:t xml:space="preserve">Paying a check prints the receipt from the till’s own tab: the print dialog</w:t>
+      </w:r>
+      <w:r>
+        <w:t xml:space="preserve"> </w:t>
+      </w:r>
+      <w:r>
+        <w:t xml:space="preserve">opens at once, already pointed at the default printer. To skip the dialog</w:t>
+      </w:r>
+      <w:r>
+        <w:t xml:space="preserve"> </w:t>
+      </w:r>
+      <w:r>
+        <w:t xml:space="preserve">entirely (paper comes out the moment the cashier confirms):</w:t>
+      </w:r>
+    </w:p>
+    <w:p>
+      <w:pPr>
+        <w:pStyle w:val="Compact"/>
+        <w:numPr>
+          <w:ilvl w:val="0"/>
+          <w:numId w:val="1005"/>
+        </w:numPr>
+      </w:pPr>
+      <w:r>
+        <w:t xml:space="preserve">Set the Posiflex as the</w:t>
+      </w:r>
+      <w:r>
+        <w:t xml:space="preserve"> </w:t>
+      </w:r>
+      <w:r>
+        <w:rPr>
+          <w:b/>
+          <w:bCs/>
+        </w:rPr>
+        <w:t xml:space="preserve">default printer</w:t>
+      </w:r>
+      <w:r>
+        <w:t xml:space="preserve"> </w:t>
+      </w:r>
+      <w:r>
+        <w:t xml:space="preserve">in Windows, paper size 80 mm.</w:t>
+      </w:r>
+    </w:p>
+    <w:p>
+      <w:pPr>
+        <w:pStyle w:val="Compact"/>
+        <w:numPr>
+          <w:ilvl w:val="0"/>
+          <w:numId w:val="1005"/>
+        </w:numPr>
+      </w:pPr>
+      <w:r>
+        <w:t xml:space="preserve">Start Chrome for the till with the flag</w:t>
+      </w:r>
+      <w:r>
+        <w:t xml:space="preserve"> </w:t>
+      </w:r>
+      <w:r>
+        <w:rPr>
+          <w:rStyle w:val="VerbatimChar"/>
+        </w:rPr>
+        <w:t xml:space="preserve">--kiosk-printing</w:t>
+      </w:r>
+      <w:r>
+        <w:t xml:space="preserve"> </w:t>
+      </w:r>
+      <w:r>
+        <w:t xml:space="preserve">— right-click</w:t>
+      </w:r>
+      <w:r>
+        <w:t xml:space="preserve"> </w:t>
+      </w:r>
+      <w:r>
+        <w:t xml:space="preserve">the Chrome shortcut → Properties → add</w:t>
+      </w:r>
+      <w:r>
+        <w:t xml:space="preserve"> </w:t>
+      </w:r>
+      <w:r>
+        <w:rPr>
+          <w:rStyle w:val="VerbatimChar"/>
+        </w:rPr>
+        <w:t xml:space="preserve">--kiosk-printing</w:t>
+      </w:r>
+      <w:r>
+        <w:t xml:space="preserve"> </w:t>
+      </w:r>
+      <w:r>
+        <w:t xml:space="preserve">at the end of</w:t>
+      </w:r>
+      <w:r>
+        <w:t xml:space="preserve"> </w:t>
+      </w:r>
+      <w:r>
+        <w:rPr>
+          <w:i/>
+          <w:iCs/>
+        </w:rPr>
+        <w:t xml:space="preserve">Target</w:t>
+      </w:r>
+      <w:r>
+        <w:t xml:space="preserve">. Use that shortcut for the till.</w:t>
+      </w:r>
+    </w:p>
+    <w:p>
+      <w:pPr>
+        <w:pStyle w:val="Compact"/>
+        <w:numPr>
+          <w:ilvl w:val="0"/>
+          <w:numId w:val="1005"/>
+        </w:numPr>
+      </w:pPr>
+      <w:r>
+        <w:t xml:space="preserve">Print one receipt to confirm the dialog no longer appears.</w:t>
+      </w:r>
+    </w:p>
+    <w:p>
+      <w:pPr>
+        <w:pStyle w:val="FirstParagraph"/>
+      </w:pPr>
+      <w:r>
+        <w:t xml:space="preserve">Without the flag the dialog still appears instantly and one tap on</w:t>
+      </w:r>
+      <w:r>
+        <w:t xml:space="preserve"> </w:t>
+      </w:r>
+      <w:r>
+        <w:rPr>
+          <w:b/>
+          <w:bCs/>
+        </w:rPr>
+        <w:t xml:space="preserve">Print</w:t>
+      </w:r>
+      <w:r>
+        <w:t xml:space="preserve"> </w:t>
+      </w:r>
+      <w:r>
+        <w:t xml:space="preserve">sends it — no second tab either way.</w:t>
+      </w:r>
+    </w:p>
+    <w:p>
+      <w:r>
+        <w:pict>
+          <v:rect style="width:0;height:1.5pt" o:hralign="center" o:hrstd="t" o:hr="t"/>
+        </w:pict>
+      </w:r>
+    </w:p>
+    <w:bookmarkEnd w:id="25"/>
+    <w:bookmarkStart w:id="26" w:name="add-another-device-or-change-a-password"/>
     <w:p>
       <w:pPr>
         <w:pStyle w:val="Heading1"/>
@@ -1630,8 +1792,8 @@
         </w:pict>
       </w:r>
     </w:p>
-    <w:bookmarkEnd w:id="25"/>
-    <w:bookmarkStart w:id="26" w:name="confirming-it-worked"/>
+    <w:bookmarkEnd w:id="26"/>
+    <w:bookmarkStart w:id="27" w:name="confirming-it-worked"/>
     <w:p>
       <w:pPr>
         <w:pStyle w:val="Heading1"/>
@@ -1914,8 +2076,8 @@
         </w:pict>
       </w:r>
     </w:p>
-    <w:bookmarkEnd w:id="26"/>
-    <w:bookmarkStart w:id="36" w:name="proof-from-the-live-system"/>
+    <w:bookmarkEnd w:id="27"/>
+    <w:bookmarkStart w:id="37" w:name="proof-from-the-live-system"/>
     <w:p>
       <w:pPr>
         <w:pStyle w:val="Heading1"/>
@@ -2013,18 +2175,18 @@
           <wp:inline>
             <wp:extent cx="5334000" cy="3167062"/>
             <wp:effectExtent b="0" l="0" r="0" t="0"/>
-            <wp:docPr descr="Waiter station" title="" id="28" name="Picture"/>
+            <wp:docPr descr="Waiter station" title="" id="29" name="Picture"/>
             <a:graphic>
               <a:graphicData uri="http://schemas.openxmlformats.org/drawingml/2006/picture">
                 <pic:pic>
                   <pic:nvPicPr>
-                    <pic:cNvPr descr="images/stations/waiter-floor.png" id="29" name="Picture"/>
+                    <pic:cNvPr descr="images/stations/waiter-floor.png" id="30" name="Picture"/>
                     <pic:cNvPicPr>
                       <a:picLocks noChangeArrowheads="1" noChangeAspect="1"/>
                     </pic:cNvPicPr>
                   </pic:nvPicPr>
                   <pic:blipFill>
-                    <a:blip r:embed="rId27"/>
+                    <a:blip r:embed="rId28"/>
                     <a:stretch>
                       <a:fillRect/>
                     </a:stretch>
@@ -2086,18 +2248,18 @@
           <wp:inline>
             <wp:extent cx="5334000" cy="3167062"/>
             <wp:effectExtent b="0" l="0" r="0" t="0"/>
-            <wp:docPr descr="Kitchen station" title="" id="31" name="Picture"/>
+            <wp:docPr descr="Kitchen station" title="" id="32" name="Picture"/>
             <a:graphic>
               <a:graphicData uri="http://schemas.openxmlformats.org/drawingml/2006/picture">
                 <pic:pic>
                   <pic:nvPicPr>
-                    <pic:cNvPr descr="images/stations/kitchen-floor.png" id="32" name="Picture"/>
+                    <pic:cNvPr descr="images/stations/kitchen-floor.png" id="33" name="Picture"/>
                     <pic:cNvPicPr>
                       <a:picLocks noChangeArrowheads="1" noChangeAspect="1"/>
                     </pic:cNvPicPr>
                   </pic:nvPicPr>
                   <pic:blipFill>
-                    <a:blip r:embed="rId30"/>
+                    <a:blip r:embed="rId31"/>
                     <a:stretch>
                       <a:fillRect/>
                     </a:stretch>
@@ -2235,18 +2397,18 @@
           <wp:inline>
             <wp:extent cx="5334000" cy="3167062"/>
             <wp:effectExtent b="0" l="0" r="0" t="0"/>
-            <wp:docPr descr="Cashier station" title="" id="34" name="Picture"/>
+            <wp:docPr descr="Cashier station" title="" id="35" name="Picture"/>
             <a:graphic>
               <a:graphicData uri="http://schemas.openxmlformats.org/drawingml/2006/picture">
                 <pic:pic>
                   <pic:nvPicPr>
-                    <pic:cNvPr descr="images/stations/cashier-floor.png" id="35" name="Picture"/>
+                    <pic:cNvPr descr="images/stations/cashier-floor.png" id="36" name="Picture"/>
                     <pic:cNvPicPr>
                       <a:picLocks noChangeArrowheads="1" noChangeAspect="1"/>
                     </pic:cNvPicPr>
                   </pic:nvPicPr>
                   <pic:blipFill>
-                    <a:blip r:embed="rId33"/>
+                    <a:blip r:embed="rId34"/>
                     <a:stretch>
                       <a:fillRect/>
                     </a:stretch>
@@ -2288,8 +2450,8 @@
         </w:pict>
       </w:r>
     </w:p>
-    <w:bookmarkEnd w:id="36"/>
-    <w:bookmarkStart w:id="37" w:name="if-a-screen-looks-wrong"/>
+    <w:bookmarkEnd w:id="37"/>
+    <w:bookmarkStart w:id="38" w:name="if-a-screen-looks-wrong"/>
     <w:p>
       <w:pPr>
         <w:pStyle w:val="Heading1"/>
@@ -2641,7 +2803,7 @@
         </w:tc>
       </w:tr>
     </w:tbl>
-    <w:bookmarkEnd w:id="37"/>
+    <w:bookmarkEnd w:id="38"/>
     <w:sectPr/>
   </w:body>
 </w:document>
@@ -2927,6 +3089,36 @@
     </w:lvlOverride>
   </w:num>
   <w:num w:numId="1004">
+    <w:abstractNumId w:val="99411"/>
+    <w:lvlOverride w:ilvl="0">
+      <w:startOverride w:val="1"/>
+    </w:lvlOverride>
+    <w:lvlOverride w:ilvl="1">
+      <w:startOverride w:val="1"/>
+    </w:lvlOverride>
+    <w:lvlOverride w:ilvl="2">
+      <w:startOverride w:val="1"/>
+    </w:lvlOverride>
+    <w:lvlOverride w:ilvl="3">
+      <w:startOverride w:val="1"/>
+    </w:lvlOverride>
+    <w:lvlOverride w:ilvl="4">
+      <w:startOverride w:val="1"/>
+    </w:lvlOverride>
+    <w:lvlOverride w:ilvl="5">
+      <w:startOverride w:val="1"/>
+    </w:lvlOverride>
+    <w:lvlOverride w:ilvl="6">
+      <w:startOverride w:val="1"/>
+    </w:lvlOverride>
+    <w:lvlOverride w:ilvl="7">
+      <w:startOverride w:val="1"/>
+    </w:lvlOverride>
+    <w:lvlOverride w:ilvl="8">
+      <w:startOverride w:val="1"/>
+    </w:lvlOverride>
+  </w:num>
+  <w:num w:numId="1005">
     <w:abstractNumId w:val="99411"/>
     <w:lvlOverride w:ilvl="0">
       <w:startOverride w:val="1"/>

--- a/docs/Etham-Station-Setup.docx
+++ b/docs/Etham-Station-Setup.docx
@@ -729,7 +729,7 @@
         <w:pStyle w:val="FirstParagraph"/>
       </w:pPr>
       <w:r>
-        <w:t xml:space="preserve">Every waiter then taps</w:t>
+        <w:t xml:space="preserve">Every waiter taps their PIN when they</w:t>
       </w:r>
       <w:r>
         <w:t xml:space="preserve"> </w:t>
@@ -739,13 +739,38 @@
           <w:b/>
           <w:bCs/>
         </w:rPr>
-        <w:t xml:space="preserve">Waiter → their name → PIN</w:t>
-      </w:r>
-      <w:r>
-        <w:t xml:space="preserve"> </w:t>
-      </w:r>
-      <w:r>
-        <w:t xml:space="preserve">at the start of their shift.</w:t>
+        <w:t xml:space="preserve">seat</w:t>
+      </w:r>
+      <w:r>
+        <w:t xml:space="preserve"> </w:t>
+      </w:r>
+      <w:r>
+        <w:t xml:space="preserve">and when they</w:t>
+      </w:r>
+      <w:r>
+        <w:t xml:space="preserve"> </w:t>
+      </w:r>
+      <w:r>
+        <w:rPr>
+          <w:b/>
+          <w:bCs/>
+        </w:rPr>
+        <w:t xml:space="preserve">Order</w:t>
+      </w:r>
+      <w:r>
+        <w:t xml:space="preserve">; a PIN stays</w:t>
+      </w:r>
+      <w:r>
+        <w:t xml:space="preserve"> </w:t>
+      </w:r>
+      <w:r>
+        <w:t xml:space="preserve">good for 90 seconds (admin-adjustable), so a tablet passed hand to hand always</w:t>
+      </w:r>
+      <w:r>
+        <w:t xml:space="preserve"> </w:t>
+      </w:r>
+      <w:r>
+        <w:t xml:space="preserve">records the right person.</w:t>
       </w:r>
     </w:p>
     <w:p>

--- a/docs/Etham-Station-Setup.docx
+++ b/docs/Etham-Station-Setup.docx
@@ -1159,6 +1159,30 @@
       </w:pPr>
       <w:r>
         <w:t xml:space="preserve">3b. Silent receipt printing on the till</w:t>
+      </w:r>
+    </w:p>
+    <w:p>
+      <w:pPr>
+        <w:pStyle w:val="BlockText"/>
+      </w:pPr>
+      <w:r>
+        <w:rPr>
+          <w:b/>
+          <w:bCs/>
+        </w:rPr>
+        <w:t xml:space="preserve">M-Pesa on the till:</w:t>
+      </w:r>
+      <w:r>
+        <w:t xml:space="preserve"> </w:t>
+      </w:r>
+      <w:r>
+        <w:t xml:space="preserve">the cashier types the customer’s 10-character confirmation</w:t>
+      </w:r>
+      <w:r>
+        <w:t xml:space="preserve"> </w:t>
+      </w:r>
+      <w:r>
+        <w:t xml:space="preserve">code under the M-Pesa amount before tapping Pay. No code, no payment.</w:t>
       </w:r>
     </w:p>
     <w:p>
